--- a/revisao_fio_condutor/2_RSL_corrigido.docx
+++ b/revisao_fio_condutor/2_RSL_corrigido.docx
@@ -14280,7 +14280,20 @@
         <w:rPr>
           <w:rtl w:val="0"/>
         </w:rPr>
-        <w:t xml:space="preserve"> (BRASIL, 2023, art. 3º, III e IV). Nos 1º e 2º anos, as crianças acabam de ingressar na escolarização obrigatória, e, como vimos com Buckingham na seção 2.1.1, a familiaridade com dispositivos não basta para formar leitores críticos do mundo digital. O modo como o eixo chega à sala de aula decide se essa formação acontece, e sobre isso a literatura encontrada diz pouco.</w:t>
+        <w:t xml:space="preserve"> (BRASIL, 2023, art. 3º, III e IV). Nos </w:t>
+      </w:r>
+      <w:r>
+        <w:rPr>
+          <w:highlight w:val="yellow"/>
+          <w:rtl w:val="0"/>
+        </w:rPr>
+        <w:t xml:space="preserve">anos iniciais, e sobretudo no 1º e no 2º ano</w:t>
+      </w:r>
+      <w:r>
+        <w:rPr>
+          <w:rtl w:val="0"/>
+        </w:rPr>
+        <w:t xml:space="preserve">, as crianças acabam de ingressar na escolarização obrigatória, e, como vimos com Buckingham na seção 2.1.1, a familiaridade com dispositivos não basta para formar leitores críticos do mundo digital. O modo como o eixo chega à sala de aula decide se essa formação acontece, e sobre isso a literatura encontrada diz pouco.</w:t>
       </w:r>
     </w:p>
     <w:p>
@@ -14481,7 +14494,20 @@
         <w:rPr>
           <w:rtl w:val="0"/>
         </w:rPr>
-        <w:t xml:space="preserve">Os achados de Nunes (2024) e Tussi (2023) permitem formular uma questão que nenhum dos estudos toma como objeto: o que fazem os profissionais quando a formação não chega e a exigência curricular permanece? Aprendem por conta própria, no tempo retirado da jornada, ou restringem o trabalho ao que já dominam? No caso da PNED, a questão ganha concretude. A lei inclui a formação inicial e a continuada entre as estratégias do eixo (BRASIL, 2023, art. 3º, § 1º, IX e X), como ações de promoção, sem responsáveis, prazos ou fontes de custeio definidos no próprio dispositivo, e a educação digital se tornou componente curricular do ensino fundamental (BRASIL, 1996, art. 26, § 11). Pede-se aos profissionais o ensino de pensamento computacional e de direitos digitais a crianças de seis e sete anos sem garantia, no texto da lei, da chegada da formação correspondente antes da exigência. A revisão não autoriza afirmações sobre o saber desses profissionais, e esta tese não o avalia; registramos apenas a formação como parte das condições anunciadas pela política e a ausência, na literatura recuperada, de exame sobre o que acontece quando essa condição falta.</w:t>
+        <w:t xml:space="preserve">Os achados de Nunes (2024) e Tussi (2023) permitem formular uma questão que nenhum dos estudos toma como objeto: o que fazem os profissionais quando a formação não chega e a exigência curricular permanece? Aprendem por conta própria, no tempo retirado da jornada, ou restringem o trabalho ao que já dominam? No caso da PNED, a questão ganha concretude. A lei inclui a formação inicial e a continuada entre as estratégias do eixo (BRASIL, 2023, art. 3º, § 1º, IX e X), como ações de promoção, sem responsáveis, prazos ou fontes de custeio definidos no próprio dispositivo, e a educação digital se tornou componente curricular do ensino fundamental (BRASIL, 1996, art. 26, § 11). Pede-se aos profissionais o ensino de pensamento computacional e de direitos digitais a crianças de seis </w:t>
+      </w:r>
+      <w:r>
+        <w:rPr>
+          <w:highlight w:val="yellow"/>
+          <w:rtl w:val="0"/>
+        </w:rPr>
+        <w:t xml:space="preserve">a dez</w:t>
+      </w:r>
+      <w:r>
+        <w:rPr>
+          <w:rtl w:val="0"/>
+        </w:rPr>
+        <w:t xml:space="preserve"> anos sem garantia, no texto da lei, da chegada da formação correspondente antes da exigência. A revisão não autoriza afirmações sobre o saber desses profissionais, e esta tese não o avalia; registramos apenas a formação como parte das condições anunciadas pela política e a ausência, na literatura recuperada, de exame sobre o que acontece quando essa condição falta.</w:t>
       </w:r>
     </w:p>
     <w:p>
@@ -15721,7 +15747,20 @@
         <w:rPr>
           <w:rtl w:val="0"/>
         </w:rPr>
-        <w:t xml:space="preserve">Nenhum dos nove estudos incluídos examina a PNED. A política comparece em trabalhos brasileiros recuperados pela busca, mas esses estudos não atenderam aos critérios de nível de ensino ou de objeto e integram, por isso, a literatura de contextualização. A ausência tem explicação cronológica. A lei foi promulgada em janeiro de 2023. A educação digital passou a integrar o currículo do ensino fundamental pelo § 11 do art. 26 da LDB, incluído pela própria Lei nº 14.533/2023 e promulgado em dezembro de 2023, após a derrubada do veto. A Resolução CNE/CEB nº 2/2025, por fim, tornou obrigatória a implementação curricular a partir de 2026 (BRASIL, 2025, art. 36). Com as buscas encerradas em setembro de 2026, era esperado que a produção disponível não contivesse exames empíricos da atuação do eixo Educação Digital Escolar nas escolas, pois essa atuação apenas começava. A lacuna da literatura acompanha, nesse ponto, o calendário da política, e a originalidade do objeto decorre da novidade da norma e de um recorte fora do alcance do corpus, os 1º e 2º anos de uma rede municipal de pequeno porte.</w:t>
+        <w:t xml:space="preserve">Nenhum dos nove estudos incluídos examina a PNED. A política comparece em trabalhos brasileiros recuperados pela busca, mas esses estudos não atenderam aos critérios de nível de ensino ou de objeto e integram, por isso, a literatura de contextualização. A ausência tem explicação cronológica. A lei foi promulgada em janeiro de 2023. A educação digital passou a integrar o currículo do ensino fundamental pelo § 11 do art. 26 da LDB, incluído pela própria Lei nº 14.533/2023 e promulgado em dezembro de 2023, após a derrubada do veto. A Resolução CNE/CEB nº 2/2025, por fim, tornou obrigatória a implementação curricular a partir de 2026 (BRASIL, 2025, art. 36). Com as buscas encerradas em setembro de 2026, era esperado que a produção disponível não contivesse exames empíricos da atuação do eixo Educação Digital Escolar nas escolas, pois essa atuação apenas começava. A lacuna da literatura acompanha, nesse ponto, o calendário da política, e a originalidade do objeto decorre da novidade da norma e de um recorte fora do alcance do corpus, os </w:t>
+      </w:r>
+      <w:r>
+        <w:rPr>
+          <w:highlight w:val="yellow"/>
+          <w:rtl w:val="0"/>
+        </w:rPr>
+        <w:t xml:space="preserve">anos iniciais de uma escola de</w:t>
+      </w:r>
+      <w:r>
+        <w:rPr>
+          <w:rtl w:val="0"/>
+        </w:rPr>
+        <w:t xml:space="preserve"> rede municipal de pequeno porte.</w:t>
       </w:r>
     </w:p>
     <w:p>
@@ -17479,7 +17518,20 @@
         <w:rPr>
           <w:rtl w:val="0"/>
         </w:rPr>
-        <w:t xml:space="preserve">A contribuição empírica da tese decorre de três condições ausentes do corpus: a PNED como objeto, examinável apenas depois de 2023 e com a exigência curricular obrigatória a partir de 2026; o recorte dos 1º e 2º anos; e uma rede municipal de pequeno porte, em Tibau do Sul (RN). Os estudos brasileiros do corpus, situados em duas capitais e numa cidade de porte médio, não alcançam as características territoriais dessa rede.</w:t>
+        <w:t xml:space="preserve">A contribuição empírica da tese decorre de três condições ausentes do corpus: a PNED como objeto, examinável apenas depois de 2023 e com a exigência curricular obrigatória a partir de 2026; o recorte dos </w:t>
+      </w:r>
+      <w:r>
+        <w:rPr>
+          <w:highlight w:val="yellow"/>
+          <w:rtl w:val="0"/>
+        </w:rPr>
+        <w:t xml:space="preserve">anos iniciais, do 1º ao 5º ano, com escuta de todos os profissionais da educação da escola</w:t>
+      </w:r>
+      <w:r>
+        <w:rPr>
+          <w:rtl w:val="0"/>
+        </w:rPr>
+        <w:t xml:space="preserve">; e uma rede municipal de pequeno porte, em Tibau do Sul (RN). Os estudos brasileiros do corpus, situados em duas capitais e numa cidade de porte médio, não alcançam as características territoriais dessa rede.</w:t>
       </w:r>
     </w:p>
     <w:p>
@@ -17766,13 +17818,26 @@
           <w:highlight w:val="yellow"/>
           <w:rtl w:val="0"/>
         </w:rPr>
-        <w:t xml:space="preserve">onze</w:t>
-      </w:r>
-      <w:r>
-        <w:rPr>
-          <w:rtl w:val="0"/>
-        </w:rPr>
-        <w:t xml:space="preserve"> profissionais que lidam com essa situação na escola de Pipa.</w:t>
+        <w:t xml:space="preserve">profissionais da educação</w:t>
+      </w:r>
+      <w:r>
+        <w:rPr>
+          <w:rtl w:val="0"/>
+        </w:rPr>
+        <w:t xml:space="preserve"> que lidam com essa situação </w:t>
+      </w:r>
+      <w:r>
+        <w:rPr>
+          <w:highlight w:val="yellow"/>
+          <w:rtl w:val="0"/>
+        </w:rPr>
+        <w:t xml:space="preserve">nos anos iniciais da</w:t>
+      </w:r>
+      <w:r>
+        <w:rPr>
+          <w:rtl w:val="0"/>
+        </w:rPr>
+        <w:t xml:space="preserve"> escola de Pipa.</w:t>
       </w:r>
     </w:p>
     <w:p>

--- a/revisao_fio_condutor/2_RSL_corrigido.docx
+++ b/revisao_fio_condutor/2_RSL_corrigido.docx
@@ -14182,7 +14182,7 @@
           <w:highlight w:val="yellow"/>
           <w:rtl w:val="0"/>
         </w:rPr>
-        <w:t xml:space="preserve">. Essas dimensões compõem a hipótese da tese</w:t>
+        <w:t xml:space="preserve">. Essas dimensões compõem a tese de partida</w:t>
       </w:r>
       <w:r>
         <w:rPr>
@@ -14195,13 +14195,13 @@
           <w:highlight w:val="yellow"/>
           <w:rtl w:val="0"/>
         </w:rPr>
-        <w:t xml:space="preserve">,</w:t>
-      </w:r>
-      <w:r>
-        <w:rPr>
-          <w:rtl w:val="0"/>
-        </w:rPr>
-        <w:t xml:space="preserve"> cujos critérios de exame definimos no Capítulo 4.</w:t>
+        <w:t xml:space="preserve">, cujos critérios de leitura</w:t>
+      </w:r>
+      <w:r>
+        <w:rPr>
+          <w:rtl w:val="0"/>
+        </w:rPr>
+        <w:t xml:space="preserve"> definimos no Capítulo 4.</w:t>
       </w:r>
     </w:p>
     <w:p>
@@ -17677,14 +17677,14 @@
         <w:rPr>
           <w:rtl w:val="0"/>
         </w:rPr>
-        <w:t xml:space="preserve">Declaramos, também, os limites da proposta. A investigação examina os mediadores do processo, os profissionais da educação e as condições de sua atuação. Os efeitos sobre o desenvolvimento das crianças, ausentes da literatura segundo a revisão, exigem desenhos de outro escopo e de outra duração e permanecem fora do alcance desta tese. Se a </w:t>
+        <w:t xml:space="preserve">Declaramos, também, os limites da proposta. A investigação examina os mediadores do processo, os profissionais da educação e as condições de sua atuação. Os efeitos sobre o desenvolvimento das crianças, ausentes da literatura segundo a revisão, exigem desenhos de outro escopo e de outra duração e permanecem fora do alcance desta tese. </w:t>
       </w:r>
       <w:r>
         <w:rPr>
           <w:highlight w:val="yellow"/>
           <w:rtl w:val="0"/>
         </w:rPr>
-        <w:t xml:space="preserve">hipótese da tese se sustentar, mostrará como os profissionais ressignificam ou resistem ao que a política pede e o custo que o desenho da política lhes transfere, com</w:t>
+        <w:t xml:space="preserve">A investigação mostrará que formas de atuação os profissionais produzem diante do que a política pede, da adesão à resistência, e o custo que o desenho da política lhes transfere, com</w:t>
       </w:r>
       <w:r>
         <w:rPr>
@@ -17745,14 +17745,14 @@
         <w:rPr>
           <w:rtl w:val="0"/>
         </w:rPr>
-        <w:t xml:space="preserve"> e os critérios de exame da </w:t>
+        <w:t xml:space="preserve"> e os critérios de </w:t>
       </w:r>
       <w:r>
         <w:rPr>
           <w:highlight w:val="yellow"/>
           <w:rtl w:val="0"/>
         </w:rPr>
-        <w:t xml:space="preserve">hipótese</w:t>
+        <w:t xml:space="preserve">leitura das formas de atuação</w:t>
       </w:r>
       <w:r>
         <w:rPr>
